--- a/附件三_會議記錄及新光銀行A2定存財報存根.docx
+++ b/附件三_會議記錄及新光銀行A2定存財報存根.docx
@@ -39,7 +39,7 @@
         <w:rPr>
           <w:rFonts w:ascii="PingFang TC" w:hAnsi="PingFang TC"/>
           <w:b/>
-          <w:color w:val="A83212"/>
+          <w:color w:val="D4AF37"/>
           <w:sz w:val="21"/>
         </w:rPr>
         <w:t>一、115 年 5 月 6 日第一次例行會議記錄【議題四決議節錄】</w:t>
@@ -70,7 +70,7 @@
         <w:rPr>
           <w:rFonts w:ascii="PingFang TC" w:hAnsi="PingFang TC"/>
           <w:b/>
-          <w:color w:val="A83212"/>
+          <w:color w:val="D4AF37"/>
           <w:sz w:val="21"/>
         </w:rPr>
         <w:t>二、115 年 9 月 8 日例行會議記錄【新光銀行結餘與定存單確權清冊】</w:t>
@@ -99,13 +99,14 @@
               <w:left w:w="100" w:type="dxa"/>
               <w:right w:w="100" w:type="dxa"/>
             </w:tcMar>
+            <w:shd w:fill="1A1D20"/>
           </w:tcPr>
           <w:p>
             <w:r>
               <w:rPr>
                 <w:rFonts w:ascii="PingFang TC" w:hAnsi="PingFang TC"/>
                 <w:b/>
-                <w:color w:val="FFFFFF"/>
+                <w:color w:val="D4AF37"/>
                 <w:sz w:val="17"/>
               </w:rPr>
               <w:t>定存專單名稱</w:t>
@@ -122,13 +123,14 @@
               <w:left w:w="100" w:type="dxa"/>
               <w:right w:w="100" w:type="dxa"/>
             </w:tcMar>
+            <w:shd w:fill="1A1D20"/>
           </w:tcPr>
           <w:p>
             <w:r>
               <w:rPr>
                 <w:rFonts w:ascii="PingFang TC" w:hAnsi="PingFang TC"/>
                 <w:b/>
-                <w:color w:val="FFFFFF"/>
+                <w:color w:val="D4AF37"/>
                 <w:sz w:val="17"/>
               </w:rPr>
               <w:t>存單本金金額</w:t>
@@ -145,13 +147,14 @@
               <w:left w:w="100" w:type="dxa"/>
               <w:right w:w="100" w:type="dxa"/>
             </w:tcMar>
+            <w:shd w:fill="1A1D20"/>
           </w:tcPr>
           <w:p>
             <w:r>
               <w:rPr>
                 <w:rFonts w:ascii="PingFang TC" w:hAnsi="PingFang TC"/>
                 <w:b/>
-                <w:color w:val="FFFFFF"/>
+                <w:color w:val="D4AF37"/>
                 <w:sz w:val="17"/>
               </w:rPr>
               <w:t>保管金融機構</w:t>
@@ -168,13 +171,14 @@
               <w:left w:w="100" w:type="dxa"/>
               <w:right w:w="100" w:type="dxa"/>
             </w:tcMar>
+            <w:shd w:fill="1A1D20"/>
           </w:tcPr>
           <w:p>
             <w:r>
               <w:rPr>
                 <w:rFonts w:ascii="PingFang TC" w:hAnsi="PingFang TC"/>
                 <w:b/>
-                <w:color w:val="FFFFFF"/>
+                <w:color w:val="D4AF37"/>
                 <w:sz w:val="17"/>
               </w:rPr>
               <w:t>權屬歸屬認定</w:t>
@@ -193,6 +197,7 @@
               <w:left w:w="100" w:type="dxa"/>
               <w:right w:w="100" w:type="dxa"/>
             </w:tcMar>
+            <w:shd w:fill="FFFDF5"/>
           </w:tcPr>
           <w:p>
             <w:r>
@@ -215,6 +220,7 @@
               <w:left w:w="100" w:type="dxa"/>
               <w:right w:w="100" w:type="dxa"/>
             </w:tcMar>
+            <w:shd w:fill="FFFDF5"/>
           </w:tcPr>
           <w:p>
             <w:r>
@@ -237,6 +243,7 @@
               <w:left w:w="100" w:type="dxa"/>
               <w:right w:w="100" w:type="dxa"/>
             </w:tcMar>
+            <w:shd w:fill="FFFDF5"/>
           </w:tcPr>
           <w:p>
             <w:r>
@@ -259,6 +266,7 @@
               <w:left w:w="100" w:type="dxa"/>
               <w:right w:w="100" w:type="dxa"/>
             </w:tcMar>
+            <w:shd w:fill="FFFDF5"/>
           </w:tcPr>
           <w:p>
             <w:r>
@@ -283,6 +291,7 @@
               <w:left w:w="100" w:type="dxa"/>
               <w:right w:w="100" w:type="dxa"/>
             </w:tcMar>
+            <w:shd w:fill="FAF8F2"/>
           </w:tcPr>
           <w:p>
             <w:r>
@@ -306,6 +315,7 @@
               <w:left w:w="100" w:type="dxa"/>
               <w:right w:w="100" w:type="dxa"/>
             </w:tcMar>
+            <w:shd w:fill="FAF8F2"/>
           </w:tcPr>
           <w:p>
             <w:r>
@@ -329,6 +339,7 @@
               <w:left w:w="100" w:type="dxa"/>
               <w:right w:w="100" w:type="dxa"/>
             </w:tcMar>
+            <w:shd w:fill="FAF8F2"/>
           </w:tcPr>
           <w:p>
             <w:r>
@@ -352,6 +363,7 @@
               <w:left w:w="100" w:type="dxa"/>
               <w:right w:w="100" w:type="dxa"/>
             </w:tcMar>
+            <w:shd w:fill="FAF8F2"/>
           </w:tcPr>
           <w:p>
             <w:r>
@@ -377,6 +389,7 @@
               <w:left w:w="100" w:type="dxa"/>
               <w:right w:w="100" w:type="dxa"/>
             </w:tcMar>
+            <w:shd w:fill="FFFDF5"/>
           </w:tcPr>
           <w:p>
             <w:r>
@@ -399,6 +412,7 @@
               <w:left w:w="100" w:type="dxa"/>
               <w:right w:w="100" w:type="dxa"/>
             </w:tcMar>
+            <w:shd w:fill="FFFDF5"/>
           </w:tcPr>
           <w:p>
             <w:r>
@@ -421,6 +435,7 @@
               <w:left w:w="100" w:type="dxa"/>
               <w:right w:w="100" w:type="dxa"/>
             </w:tcMar>
+            <w:shd w:fill="FFFDF5"/>
           </w:tcPr>
           <w:p>
             <w:r>
@@ -443,6 +458,7 @@
               <w:left w:w="100" w:type="dxa"/>
               <w:right w:w="100" w:type="dxa"/>
             </w:tcMar>
+            <w:shd w:fill="FFFDF5"/>
           </w:tcPr>
           <w:p>
             <w:r>
@@ -467,6 +483,7 @@
               <w:left w:w="100" w:type="dxa"/>
               <w:right w:w="100" w:type="dxa"/>
             </w:tcMar>
+            <w:shd w:fill="FAF8F2"/>
           </w:tcPr>
           <w:p>
             <w:r>
@@ -489,6 +506,7 @@
               <w:left w:w="100" w:type="dxa"/>
               <w:right w:w="100" w:type="dxa"/>
             </w:tcMar>
+            <w:shd w:fill="FAF8F2"/>
           </w:tcPr>
           <w:p>
             <w:r>
@@ -511,6 +529,7 @@
               <w:left w:w="100" w:type="dxa"/>
               <w:right w:w="100" w:type="dxa"/>
             </w:tcMar>
+            <w:shd w:fill="FAF8F2"/>
           </w:tcPr>
           <w:p>
             <w:r>
@@ -533,6 +552,7 @@
               <w:left w:w="100" w:type="dxa"/>
               <w:right w:w="100" w:type="dxa"/>
             </w:tcMar>
+            <w:shd w:fill="FAF8F2"/>
           </w:tcPr>
           <w:p>
             <w:r>
@@ -557,6 +577,7 @@
               <w:left w:w="100" w:type="dxa"/>
               <w:right w:w="100" w:type="dxa"/>
             </w:tcMar>
+            <w:shd w:fill="FFFDF5"/>
           </w:tcPr>
           <w:p>
             <w:r>
@@ -579,6 +600,7 @@
               <w:left w:w="100" w:type="dxa"/>
               <w:right w:w="100" w:type="dxa"/>
             </w:tcMar>
+            <w:shd w:fill="FFFDF5"/>
           </w:tcPr>
           <w:p>
             <w:r>
@@ -601,6 +623,7 @@
               <w:left w:w="100" w:type="dxa"/>
               <w:right w:w="100" w:type="dxa"/>
             </w:tcMar>
+            <w:shd w:fill="FFFDF5"/>
           </w:tcPr>
           <w:p>
             <w:r>
@@ -623,6 +646,7 @@
               <w:left w:w="100" w:type="dxa"/>
               <w:right w:w="100" w:type="dxa"/>
             </w:tcMar>
+            <w:shd w:fill="FFFDF5"/>
           </w:tcPr>
           <w:p>
             <w:r>
@@ -673,13 +697,50 @@
       <w:pStyle w:val="Footer"/>
       <w:jc w:val="center"/>
     </w:pPr>
+    <w:r/>
     <w:r>
       <w:rPr>
         <w:rFonts w:ascii="PingFang TC" w:hAnsi="PingFang TC"/>
-        <w:color w:val="718096"/>
+        <w:color w:val="8C8273"/>
         <w:sz w:val="17"/>
       </w:rPr>
-      <w:t>專案編制作證：Howard Liao Ph.D.  ｜  富宇大境（A2 區）獨立分割法定卷宗</w:t>
+      <w:t xml:space="preserve">報告人：Howard Liao Ph.D.  ｜  克林姆金色典藏版  ｜  第 </w:t>
+    </w:r>
+    <w:fldSimple w:instr="PAGE">
+      <w:r>
+        <w:rPr>
+          <w:rFonts w:ascii="PingFang TC" w:eastAsia="PingFang TC"/>
+          <w:sz w:val="17"/>
+          <w:color w:val="8C8273"/>
+        </w:rPr>
+        <w:t>1</w:t>
+      </w:r>
+    </w:fldSimple>
+    <w:r>
+      <w:rPr>
+        <w:rFonts w:ascii="PingFang TC" w:hAnsi="PingFang TC"/>
+        <w:color w:val="8C8273"/>
+        <w:sz w:val="17"/>
+      </w:rPr>
+      <w:t xml:space="preserve"> 頁  /  共 </w:t>
+    </w:r>
+    <w:fldSimple w:instr="NUMPAGES">
+      <w:r>
+        <w:rPr>
+          <w:rFonts w:ascii="PingFang TC" w:eastAsia="PingFang TC"/>
+          <w:sz w:val="17"/>
+          <w:color w:val="8C8273"/>
+        </w:rPr>
+        <w:t>1</w:t>
+      </w:r>
+    </w:fldSimple>
+    <w:r>
+      <w:rPr>
+        <w:rFonts w:ascii="PingFang TC" w:hAnsi="PingFang TC"/>
+        <w:color w:val="8C8273"/>
+        <w:sz w:val="17"/>
+      </w:rPr>
+      <w:t xml:space="preserve"> 頁</w:t>
     </w:r>
   </w:p>
 </w:ftr>

--- a/附件三_會議記錄及新光銀行A2定存財報存根.docx
+++ b/附件三_會議記錄及新光銀行A2定存財報存根.docx
@@ -697,7 +697,6 @@
       <w:pStyle w:val="Footer"/>
       <w:jc w:val="center"/>
     </w:pPr>
-    <w:r/>
     <w:r>
       <w:rPr>
         <w:rFonts w:ascii="PingFang TC" w:hAnsi="PingFang TC"/>

--- a/附件三_會議記錄及新光銀行A2定存財報存根.docx
+++ b/附件三_會議記錄及新光銀行A2定存財報存根.docx
@@ -100,6 +100,7 @@
               <w:right w:w="100" w:type="dxa"/>
             </w:tcMar>
             <w:shd w:fill="1A1D20"/>
+            <w:shd w:fill="1A1D20"/>
           </w:tcPr>
           <w:p>
             <w:r>
@@ -123,6 +124,7 @@
               <w:left w:w="100" w:type="dxa"/>
               <w:right w:w="100" w:type="dxa"/>
             </w:tcMar>
+            <w:shd w:fill="1A1D20"/>
             <w:shd w:fill="1A1D20"/>
           </w:tcPr>
           <w:p>
@@ -148,6 +150,7 @@
               <w:right w:w="100" w:type="dxa"/>
             </w:tcMar>
             <w:shd w:fill="1A1D20"/>
+            <w:shd w:fill="1A1D20"/>
           </w:tcPr>
           <w:p>
             <w:r>
@@ -171,6 +174,7 @@
               <w:left w:w="100" w:type="dxa"/>
               <w:right w:w="100" w:type="dxa"/>
             </w:tcMar>
+            <w:shd w:fill="1A1D20"/>
             <w:shd w:fill="1A1D20"/>
           </w:tcPr>
           <w:p>
@@ -198,6 +202,7 @@
               <w:right w:w="100" w:type="dxa"/>
             </w:tcMar>
             <w:shd w:fill="FFFDF5"/>
+            <w:shd w:fill="FFFDF5"/>
           </w:tcPr>
           <w:p>
             <w:r>
@@ -220,6 +225,7 @@
               <w:left w:w="100" w:type="dxa"/>
               <w:right w:w="100" w:type="dxa"/>
             </w:tcMar>
+            <w:shd w:fill="FFFDF5"/>
             <w:shd w:fill="FFFDF5"/>
           </w:tcPr>
           <w:p>
@@ -244,6 +250,7 @@
               <w:right w:w="100" w:type="dxa"/>
             </w:tcMar>
             <w:shd w:fill="FFFDF5"/>
+            <w:shd w:fill="FFFDF5"/>
           </w:tcPr>
           <w:p>
             <w:r>
@@ -266,6 +273,7 @@
               <w:left w:w="100" w:type="dxa"/>
               <w:right w:w="100" w:type="dxa"/>
             </w:tcMar>
+            <w:shd w:fill="FFFDF5"/>
             <w:shd w:fill="FFFDF5"/>
           </w:tcPr>
           <w:p>
@@ -292,6 +300,7 @@
               <w:right w:w="100" w:type="dxa"/>
             </w:tcMar>
             <w:shd w:fill="FAF8F2"/>
+            <w:shd w:fill="FAF8F2"/>
           </w:tcPr>
           <w:p>
             <w:r>
@@ -315,6 +324,7 @@
               <w:left w:w="100" w:type="dxa"/>
               <w:right w:w="100" w:type="dxa"/>
             </w:tcMar>
+            <w:shd w:fill="FAF8F2"/>
             <w:shd w:fill="FAF8F2"/>
           </w:tcPr>
           <w:p>
@@ -340,6 +350,7 @@
               <w:right w:w="100" w:type="dxa"/>
             </w:tcMar>
             <w:shd w:fill="FAF8F2"/>
+            <w:shd w:fill="FAF8F2"/>
           </w:tcPr>
           <w:p>
             <w:r>
@@ -363,6 +374,7 @@
               <w:left w:w="100" w:type="dxa"/>
               <w:right w:w="100" w:type="dxa"/>
             </w:tcMar>
+            <w:shd w:fill="FAF8F2"/>
             <w:shd w:fill="FAF8F2"/>
           </w:tcPr>
           <w:p>
@@ -390,6 +402,7 @@
               <w:right w:w="100" w:type="dxa"/>
             </w:tcMar>
             <w:shd w:fill="FFFDF5"/>
+            <w:shd w:fill="FFFDF5"/>
           </w:tcPr>
           <w:p>
             <w:r>
@@ -412,6 +425,7 @@
               <w:left w:w="100" w:type="dxa"/>
               <w:right w:w="100" w:type="dxa"/>
             </w:tcMar>
+            <w:shd w:fill="FFFDF5"/>
             <w:shd w:fill="FFFDF5"/>
           </w:tcPr>
           <w:p>
@@ -436,6 +450,7 @@
               <w:right w:w="100" w:type="dxa"/>
             </w:tcMar>
             <w:shd w:fill="FFFDF5"/>
+            <w:shd w:fill="FFFDF5"/>
           </w:tcPr>
           <w:p>
             <w:r>
@@ -458,6 +473,7 @@
               <w:left w:w="100" w:type="dxa"/>
               <w:right w:w="100" w:type="dxa"/>
             </w:tcMar>
+            <w:shd w:fill="FFFDF5"/>
             <w:shd w:fill="FFFDF5"/>
           </w:tcPr>
           <w:p>
@@ -484,6 +500,7 @@
               <w:right w:w="100" w:type="dxa"/>
             </w:tcMar>
             <w:shd w:fill="FAF8F2"/>
+            <w:shd w:fill="FAF8F2"/>
           </w:tcPr>
           <w:p>
             <w:r>
@@ -506,6 +523,7 @@
               <w:left w:w="100" w:type="dxa"/>
               <w:right w:w="100" w:type="dxa"/>
             </w:tcMar>
+            <w:shd w:fill="FAF8F2"/>
             <w:shd w:fill="FAF8F2"/>
           </w:tcPr>
           <w:p>
@@ -530,6 +548,7 @@
               <w:right w:w="100" w:type="dxa"/>
             </w:tcMar>
             <w:shd w:fill="FAF8F2"/>
+            <w:shd w:fill="FAF8F2"/>
           </w:tcPr>
           <w:p>
             <w:r>
@@ -552,6 +571,7 @@
               <w:left w:w="100" w:type="dxa"/>
               <w:right w:w="100" w:type="dxa"/>
             </w:tcMar>
+            <w:shd w:fill="FAF8F2"/>
             <w:shd w:fill="FAF8F2"/>
           </w:tcPr>
           <w:p>
@@ -578,6 +598,7 @@
               <w:right w:w="100" w:type="dxa"/>
             </w:tcMar>
             <w:shd w:fill="FFFDF5"/>
+            <w:shd w:fill="FFFDF5"/>
           </w:tcPr>
           <w:p>
             <w:r>
@@ -600,6 +621,7 @@
               <w:left w:w="100" w:type="dxa"/>
               <w:right w:w="100" w:type="dxa"/>
             </w:tcMar>
+            <w:shd w:fill="FFFDF5"/>
             <w:shd w:fill="FFFDF5"/>
           </w:tcPr>
           <w:p>
@@ -624,6 +646,7 @@
               <w:right w:w="100" w:type="dxa"/>
             </w:tcMar>
             <w:shd w:fill="FFFDF5"/>
+            <w:shd w:fill="FFFDF5"/>
           </w:tcPr>
           <w:p>
             <w:r>
@@ -646,6 +669,7 @@
               <w:left w:w="100" w:type="dxa"/>
               <w:right w:w="100" w:type="dxa"/>
             </w:tcMar>
+            <w:shd w:fill="FFFDF5"/>
             <w:shd w:fill="FFFDF5"/>
           </w:tcPr>
           <w:p>
@@ -703,7 +727,7 @@
         <w:color w:val="8C8273"/>
         <w:sz w:val="17"/>
       </w:rPr>
-      <w:t xml:space="preserve">報告人：Howard Liao Ph.D.  ｜  克林姆金色典藏版  ｜  第 </w:t>
+      <w:t xml:space="preserve">報告人：Howard Liao Ph.D.  ｜  第 </w:t>
     </w:r>
     <w:fldSimple w:instr="PAGE">
       <w:r>

--- a/附件三_會議記錄及新光銀行A2定存財報存根.docx
+++ b/附件三_會議記錄及新光銀行A2定存財報存根.docx
@@ -101,6 +101,7 @@
             </w:tcMar>
             <w:shd w:fill="1A1D20"/>
             <w:shd w:fill="1A1D20"/>
+            <w:shd w:fill="1A1D20"/>
           </w:tcPr>
           <w:p>
             <w:r>
@@ -124,6 +125,7 @@
               <w:left w:w="100" w:type="dxa"/>
               <w:right w:w="100" w:type="dxa"/>
             </w:tcMar>
+            <w:shd w:fill="1A1D20"/>
             <w:shd w:fill="1A1D20"/>
             <w:shd w:fill="1A1D20"/>
           </w:tcPr>
@@ -151,6 +153,7 @@
             </w:tcMar>
             <w:shd w:fill="1A1D20"/>
             <w:shd w:fill="1A1D20"/>
+            <w:shd w:fill="1A1D20"/>
           </w:tcPr>
           <w:p>
             <w:r>
@@ -174,6 +177,7 @@
               <w:left w:w="100" w:type="dxa"/>
               <w:right w:w="100" w:type="dxa"/>
             </w:tcMar>
+            <w:shd w:fill="1A1D20"/>
             <w:shd w:fill="1A1D20"/>
             <w:shd w:fill="1A1D20"/>
           </w:tcPr>
@@ -203,6 +207,7 @@
             </w:tcMar>
             <w:shd w:fill="FFFDF5"/>
             <w:shd w:fill="FFFDF5"/>
+            <w:shd w:fill="FFFDF5"/>
           </w:tcPr>
           <w:p>
             <w:r>
@@ -225,6 +230,7 @@
               <w:left w:w="100" w:type="dxa"/>
               <w:right w:w="100" w:type="dxa"/>
             </w:tcMar>
+            <w:shd w:fill="FFFDF5"/>
             <w:shd w:fill="FFFDF5"/>
             <w:shd w:fill="FFFDF5"/>
           </w:tcPr>
@@ -251,6 +257,7 @@
             </w:tcMar>
             <w:shd w:fill="FFFDF5"/>
             <w:shd w:fill="FFFDF5"/>
+            <w:shd w:fill="FFFDF5"/>
           </w:tcPr>
           <w:p>
             <w:r>
@@ -273,6 +280,7 @@
               <w:left w:w="100" w:type="dxa"/>
               <w:right w:w="100" w:type="dxa"/>
             </w:tcMar>
+            <w:shd w:fill="FFFDF5"/>
             <w:shd w:fill="FFFDF5"/>
             <w:shd w:fill="FFFDF5"/>
           </w:tcPr>
@@ -301,6 +309,7 @@
             </w:tcMar>
             <w:shd w:fill="FAF8F2"/>
             <w:shd w:fill="FAF8F2"/>
+            <w:shd w:fill="FAF8F2"/>
           </w:tcPr>
           <w:p>
             <w:r>
@@ -324,6 +333,7 @@
               <w:left w:w="100" w:type="dxa"/>
               <w:right w:w="100" w:type="dxa"/>
             </w:tcMar>
+            <w:shd w:fill="FAF8F2"/>
             <w:shd w:fill="FAF8F2"/>
             <w:shd w:fill="FAF8F2"/>
           </w:tcPr>
@@ -351,6 +361,7 @@
             </w:tcMar>
             <w:shd w:fill="FAF8F2"/>
             <w:shd w:fill="FAF8F2"/>
+            <w:shd w:fill="FAF8F2"/>
           </w:tcPr>
           <w:p>
             <w:r>
@@ -374,6 +385,7 @@
               <w:left w:w="100" w:type="dxa"/>
               <w:right w:w="100" w:type="dxa"/>
             </w:tcMar>
+            <w:shd w:fill="FAF8F2"/>
             <w:shd w:fill="FAF8F2"/>
             <w:shd w:fill="FAF8F2"/>
           </w:tcPr>
@@ -403,6 +415,7 @@
             </w:tcMar>
             <w:shd w:fill="FFFDF5"/>
             <w:shd w:fill="FFFDF5"/>
+            <w:shd w:fill="FFFDF5"/>
           </w:tcPr>
           <w:p>
             <w:r>
@@ -425,6 +438,7 @@
               <w:left w:w="100" w:type="dxa"/>
               <w:right w:w="100" w:type="dxa"/>
             </w:tcMar>
+            <w:shd w:fill="FFFDF5"/>
             <w:shd w:fill="FFFDF5"/>
             <w:shd w:fill="FFFDF5"/>
           </w:tcPr>
@@ -451,6 +465,7 @@
             </w:tcMar>
             <w:shd w:fill="FFFDF5"/>
             <w:shd w:fill="FFFDF5"/>
+            <w:shd w:fill="FFFDF5"/>
           </w:tcPr>
           <w:p>
             <w:r>
@@ -473,6 +488,7 @@
               <w:left w:w="100" w:type="dxa"/>
               <w:right w:w="100" w:type="dxa"/>
             </w:tcMar>
+            <w:shd w:fill="FFFDF5"/>
             <w:shd w:fill="FFFDF5"/>
             <w:shd w:fill="FFFDF5"/>
           </w:tcPr>
@@ -501,6 +517,7 @@
             </w:tcMar>
             <w:shd w:fill="FAF8F2"/>
             <w:shd w:fill="FAF8F2"/>
+            <w:shd w:fill="FAF8F2"/>
           </w:tcPr>
           <w:p>
             <w:r>
@@ -523,6 +540,7 @@
               <w:left w:w="100" w:type="dxa"/>
               <w:right w:w="100" w:type="dxa"/>
             </w:tcMar>
+            <w:shd w:fill="FAF8F2"/>
             <w:shd w:fill="FAF8F2"/>
             <w:shd w:fill="FAF8F2"/>
           </w:tcPr>
@@ -549,6 +567,7 @@
             </w:tcMar>
             <w:shd w:fill="FAF8F2"/>
             <w:shd w:fill="FAF8F2"/>
+            <w:shd w:fill="FAF8F2"/>
           </w:tcPr>
           <w:p>
             <w:r>
@@ -571,6 +590,7 @@
               <w:left w:w="100" w:type="dxa"/>
               <w:right w:w="100" w:type="dxa"/>
             </w:tcMar>
+            <w:shd w:fill="FAF8F2"/>
             <w:shd w:fill="FAF8F2"/>
             <w:shd w:fill="FAF8F2"/>
           </w:tcPr>
@@ -599,6 +619,7 @@
             </w:tcMar>
             <w:shd w:fill="FFFDF5"/>
             <w:shd w:fill="FFFDF5"/>
+            <w:shd w:fill="FFFDF5"/>
           </w:tcPr>
           <w:p>
             <w:r>
@@ -621,6 +642,7 @@
               <w:left w:w="100" w:type="dxa"/>
               <w:right w:w="100" w:type="dxa"/>
             </w:tcMar>
+            <w:shd w:fill="FFFDF5"/>
             <w:shd w:fill="FFFDF5"/>
             <w:shd w:fill="FFFDF5"/>
           </w:tcPr>
@@ -647,6 +669,7 @@
             </w:tcMar>
             <w:shd w:fill="FFFDF5"/>
             <w:shd w:fill="FFFDF5"/>
+            <w:shd w:fill="FFFDF5"/>
           </w:tcPr>
           <w:p>
             <w:r>
@@ -669,6 +692,7 @@
               <w:left w:w="100" w:type="dxa"/>
               <w:right w:w="100" w:type="dxa"/>
             </w:tcMar>
+            <w:shd w:fill="FFFDF5"/>
             <w:shd w:fill="FFFDF5"/>
             <w:shd w:fill="FFFDF5"/>
           </w:tcPr>
@@ -727,7 +751,7 @@
         <w:color w:val="8C8273"/>
         <w:sz w:val="17"/>
       </w:rPr>
-      <w:t xml:space="preserve">報告人：Howard Liao Ph.D.  ｜  第 </w:t>
+      <w:t xml:space="preserve">報告人：廖倫豪  ｜  第 </w:t>
     </w:r>
     <w:fldSimple w:instr="PAGE">
       <w:r>

--- a/附件三_會議記錄及新光銀行A2定存財報存根.docx
+++ b/附件三_會議記錄及新光銀行A2定存財報存根.docx
@@ -102,6 +102,7 @@
             <w:shd w:fill="1A1D20"/>
             <w:shd w:fill="1A1D20"/>
             <w:shd w:fill="1A1D20"/>
+            <w:shd w:fill="1A1D20"/>
           </w:tcPr>
           <w:p>
             <w:r>
@@ -125,6 +126,7 @@
               <w:left w:w="100" w:type="dxa"/>
               <w:right w:w="100" w:type="dxa"/>
             </w:tcMar>
+            <w:shd w:fill="1A1D20"/>
             <w:shd w:fill="1A1D20"/>
             <w:shd w:fill="1A1D20"/>
             <w:shd w:fill="1A1D20"/>
@@ -154,6 +156,7 @@
             <w:shd w:fill="1A1D20"/>
             <w:shd w:fill="1A1D20"/>
             <w:shd w:fill="1A1D20"/>
+            <w:shd w:fill="1A1D20"/>
           </w:tcPr>
           <w:p>
             <w:r>
@@ -177,6 +180,7 @@
               <w:left w:w="100" w:type="dxa"/>
               <w:right w:w="100" w:type="dxa"/>
             </w:tcMar>
+            <w:shd w:fill="1A1D20"/>
             <w:shd w:fill="1A1D20"/>
             <w:shd w:fill="1A1D20"/>
             <w:shd w:fill="1A1D20"/>
@@ -208,6 +212,7 @@
             <w:shd w:fill="FFFDF5"/>
             <w:shd w:fill="FFFDF5"/>
             <w:shd w:fill="FFFDF5"/>
+            <w:shd w:fill="FFFDF5"/>
           </w:tcPr>
           <w:p>
             <w:r>
@@ -230,6 +235,7 @@
               <w:left w:w="100" w:type="dxa"/>
               <w:right w:w="100" w:type="dxa"/>
             </w:tcMar>
+            <w:shd w:fill="FFFDF5"/>
             <w:shd w:fill="FFFDF5"/>
             <w:shd w:fill="FFFDF5"/>
             <w:shd w:fill="FFFDF5"/>
@@ -258,6 +264,7 @@
             <w:shd w:fill="FFFDF5"/>
             <w:shd w:fill="FFFDF5"/>
             <w:shd w:fill="FFFDF5"/>
+            <w:shd w:fill="FFFDF5"/>
           </w:tcPr>
           <w:p>
             <w:r>
@@ -280,6 +287,7 @@
               <w:left w:w="100" w:type="dxa"/>
               <w:right w:w="100" w:type="dxa"/>
             </w:tcMar>
+            <w:shd w:fill="FFFDF5"/>
             <w:shd w:fill="FFFDF5"/>
             <w:shd w:fill="FFFDF5"/>
             <w:shd w:fill="FFFDF5"/>
@@ -310,6 +318,7 @@
             <w:shd w:fill="FAF8F2"/>
             <w:shd w:fill="FAF8F2"/>
             <w:shd w:fill="FAF8F2"/>
+            <w:shd w:fill="FAF8F2"/>
           </w:tcPr>
           <w:p>
             <w:r>
@@ -333,6 +342,7 @@
               <w:left w:w="100" w:type="dxa"/>
               <w:right w:w="100" w:type="dxa"/>
             </w:tcMar>
+            <w:shd w:fill="FAF8F2"/>
             <w:shd w:fill="FAF8F2"/>
             <w:shd w:fill="FAF8F2"/>
             <w:shd w:fill="FAF8F2"/>
@@ -362,6 +372,7 @@
             <w:shd w:fill="FAF8F2"/>
             <w:shd w:fill="FAF8F2"/>
             <w:shd w:fill="FAF8F2"/>
+            <w:shd w:fill="FAF8F2"/>
           </w:tcPr>
           <w:p>
             <w:r>
@@ -385,6 +396,7 @@
               <w:left w:w="100" w:type="dxa"/>
               <w:right w:w="100" w:type="dxa"/>
             </w:tcMar>
+            <w:shd w:fill="FAF8F2"/>
             <w:shd w:fill="FAF8F2"/>
             <w:shd w:fill="FAF8F2"/>
             <w:shd w:fill="FAF8F2"/>
@@ -416,6 +428,7 @@
             <w:shd w:fill="FFFDF5"/>
             <w:shd w:fill="FFFDF5"/>
             <w:shd w:fill="FFFDF5"/>
+            <w:shd w:fill="FFFDF5"/>
           </w:tcPr>
           <w:p>
             <w:r>
@@ -438,6 +451,7 @@
               <w:left w:w="100" w:type="dxa"/>
               <w:right w:w="100" w:type="dxa"/>
             </w:tcMar>
+            <w:shd w:fill="FFFDF5"/>
             <w:shd w:fill="FFFDF5"/>
             <w:shd w:fill="FFFDF5"/>
             <w:shd w:fill="FFFDF5"/>
@@ -466,6 +480,7 @@
             <w:shd w:fill="FFFDF5"/>
             <w:shd w:fill="FFFDF5"/>
             <w:shd w:fill="FFFDF5"/>
+            <w:shd w:fill="FFFDF5"/>
           </w:tcPr>
           <w:p>
             <w:r>
@@ -488,6 +503,7 @@
               <w:left w:w="100" w:type="dxa"/>
               <w:right w:w="100" w:type="dxa"/>
             </w:tcMar>
+            <w:shd w:fill="FFFDF5"/>
             <w:shd w:fill="FFFDF5"/>
             <w:shd w:fill="FFFDF5"/>
             <w:shd w:fill="FFFDF5"/>
@@ -518,6 +534,7 @@
             <w:shd w:fill="FAF8F2"/>
             <w:shd w:fill="FAF8F2"/>
             <w:shd w:fill="FAF8F2"/>
+            <w:shd w:fill="FAF8F2"/>
           </w:tcPr>
           <w:p>
             <w:r>
@@ -540,6 +557,7 @@
               <w:left w:w="100" w:type="dxa"/>
               <w:right w:w="100" w:type="dxa"/>
             </w:tcMar>
+            <w:shd w:fill="FAF8F2"/>
             <w:shd w:fill="FAF8F2"/>
             <w:shd w:fill="FAF8F2"/>
             <w:shd w:fill="FAF8F2"/>
@@ -568,6 +586,7 @@
             <w:shd w:fill="FAF8F2"/>
             <w:shd w:fill="FAF8F2"/>
             <w:shd w:fill="FAF8F2"/>
+            <w:shd w:fill="FAF8F2"/>
           </w:tcPr>
           <w:p>
             <w:r>
@@ -590,6 +609,7 @@
               <w:left w:w="100" w:type="dxa"/>
               <w:right w:w="100" w:type="dxa"/>
             </w:tcMar>
+            <w:shd w:fill="FAF8F2"/>
             <w:shd w:fill="FAF8F2"/>
             <w:shd w:fill="FAF8F2"/>
             <w:shd w:fill="FAF8F2"/>
@@ -620,6 +640,7 @@
             <w:shd w:fill="FFFDF5"/>
             <w:shd w:fill="FFFDF5"/>
             <w:shd w:fill="FFFDF5"/>
+            <w:shd w:fill="FFFDF5"/>
           </w:tcPr>
           <w:p>
             <w:r>
@@ -642,6 +663,7 @@
               <w:left w:w="100" w:type="dxa"/>
               <w:right w:w="100" w:type="dxa"/>
             </w:tcMar>
+            <w:shd w:fill="FFFDF5"/>
             <w:shd w:fill="FFFDF5"/>
             <w:shd w:fill="FFFDF5"/>
             <w:shd w:fill="FFFDF5"/>
@@ -670,6 +692,7 @@
             <w:shd w:fill="FFFDF5"/>
             <w:shd w:fill="FFFDF5"/>
             <w:shd w:fill="FFFDF5"/>
+            <w:shd w:fill="FFFDF5"/>
           </w:tcPr>
           <w:p>
             <w:r>
@@ -692,6 +715,7 @@
               <w:left w:w="100" w:type="dxa"/>
               <w:right w:w="100" w:type="dxa"/>
             </w:tcMar>
+            <w:shd w:fill="FFFDF5"/>
             <w:shd w:fill="FFFDF5"/>
             <w:shd w:fill="FFFDF5"/>
             <w:shd w:fill="FFFDF5"/>

--- a/附件三_會議記錄及新光銀行A2定存財報存根.docx
+++ b/附件三_會議記錄及新光銀行A2定存財報存根.docx
@@ -103,6 +103,7 @@
             <w:shd w:fill="1A1D20"/>
             <w:shd w:fill="1A1D20"/>
             <w:shd w:fill="1A1D20"/>
+            <w:shd w:fill="1A1D20"/>
           </w:tcPr>
           <w:p>
             <w:r>
@@ -126,6 +127,7 @@
               <w:left w:w="100" w:type="dxa"/>
               <w:right w:w="100" w:type="dxa"/>
             </w:tcMar>
+            <w:shd w:fill="1A1D20"/>
             <w:shd w:fill="1A1D20"/>
             <w:shd w:fill="1A1D20"/>
             <w:shd w:fill="1A1D20"/>
@@ -157,6 +159,7 @@
             <w:shd w:fill="1A1D20"/>
             <w:shd w:fill="1A1D20"/>
             <w:shd w:fill="1A1D20"/>
+            <w:shd w:fill="1A1D20"/>
           </w:tcPr>
           <w:p>
             <w:r>
@@ -180,6 +183,7 @@
               <w:left w:w="100" w:type="dxa"/>
               <w:right w:w="100" w:type="dxa"/>
             </w:tcMar>
+            <w:shd w:fill="1A1D20"/>
             <w:shd w:fill="1A1D20"/>
             <w:shd w:fill="1A1D20"/>
             <w:shd w:fill="1A1D20"/>
@@ -213,6 +217,7 @@
             <w:shd w:fill="FFFDF5"/>
             <w:shd w:fill="FFFDF5"/>
             <w:shd w:fill="FFFDF5"/>
+            <w:shd w:fill="FFFDF5"/>
           </w:tcPr>
           <w:p>
             <w:r>
@@ -235,6 +240,7 @@
               <w:left w:w="100" w:type="dxa"/>
               <w:right w:w="100" w:type="dxa"/>
             </w:tcMar>
+            <w:shd w:fill="FFFDF5"/>
             <w:shd w:fill="FFFDF5"/>
             <w:shd w:fill="FFFDF5"/>
             <w:shd w:fill="FFFDF5"/>
@@ -265,6 +271,7 @@
             <w:shd w:fill="FFFDF5"/>
             <w:shd w:fill="FFFDF5"/>
             <w:shd w:fill="FFFDF5"/>
+            <w:shd w:fill="FFFDF5"/>
           </w:tcPr>
           <w:p>
             <w:r>
@@ -287,6 +294,7 @@
               <w:left w:w="100" w:type="dxa"/>
               <w:right w:w="100" w:type="dxa"/>
             </w:tcMar>
+            <w:shd w:fill="FFFDF5"/>
             <w:shd w:fill="FFFDF5"/>
             <w:shd w:fill="FFFDF5"/>
             <w:shd w:fill="FFFDF5"/>
@@ -319,6 +327,7 @@
             <w:shd w:fill="FAF8F2"/>
             <w:shd w:fill="FAF8F2"/>
             <w:shd w:fill="FAF8F2"/>
+            <w:shd w:fill="FAF8F2"/>
           </w:tcPr>
           <w:p>
             <w:r>
@@ -342,6 +351,7 @@
               <w:left w:w="100" w:type="dxa"/>
               <w:right w:w="100" w:type="dxa"/>
             </w:tcMar>
+            <w:shd w:fill="FAF8F2"/>
             <w:shd w:fill="FAF8F2"/>
             <w:shd w:fill="FAF8F2"/>
             <w:shd w:fill="FAF8F2"/>
@@ -373,6 +383,7 @@
             <w:shd w:fill="FAF8F2"/>
             <w:shd w:fill="FAF8F2"/>
             <w:shd w:fill="FAF8F2"/>
+            <w:shd w:fill="FAF8F2"/>
           </w:tcPr>
           <w:p>
             <w:r>
@@ -396,6 +407,7 @@
               <w:left w:w="100" w:type="dxa"/>
               <w:right w:w="100" w:type="dxa"/>
             </w:tcMar>
+            <w:shd w:fill="FAF8F2"/>
             <w:shd w:fill="FAF8F2"/>
             <w:shd w:fill="FAF8F2"/>
             <w:shd w:fill="FAF8F2"/>
@@ -429,6 +441,7 @@
             <w:shd w:fill="FFFDF5"/>
             <w:shd w:fill="FFFDF5"/>
             <w:shd w:fill="FFFDF5"/>
+            <w:shd w:fill="FFFDF5"/>
           </w:tcPr>
           <w:p>
             <w:r>
@@ -451,6 +464,7 @@
               <w:left w:w="100" w:type="dxa"/>
               <w:right w:w="100" w:type="dxa"/>
             </w:tcMar>
+            <w:shd w:fill="FFFDF5"/>
             <w:shd w:fill="FFFDF5"/>
             <w:shd w:fill="FFFDF5"/>
             <w:shd w:fill="FFFDF5"/>
@@ -481,6 +495,7 @@
             <w:shd w:fill="FFFDF5"/>
             <w:shd w:fill="FFFDF5"/>
             <w:shd w:fill="FFFDF5"/>
+            <w:shd w:fill="FFFDF5"/>
           </w:tcPr>
           <w:p>
             <w:r>
@@ -503,6 +518,7 @@
               <w:left w:w="100" w:type="dxa"/>
               <w:right w:w="100" w:type="dxa"/>
             </w:tcMar>
+            <w:shd w:fill="FFFDF5"/>
             <w:shd w:fill="FFFDF5"/>
             <w:shd w:fill="FFFDF5"/>
             <w:shd w:fill="FFFDF5"/>
@@ -535,6 +551,7 @@
             <w:shd w:fill="FAF8F2"/>
             <w:shd w:fill="FAF8F2"/>
             <w:shd w:fill="FAF8F2"/>
+            <w:shd w:fill="FAF8F2"/>
           </w:tcPr>
           <w:p>
             <w:r>
@@ -557,6 +574,7 @@
               <w:left w:w="100" w:type="dxa"/>
               <w:right w:w="100" w:type="dxa"/>
             </w:tcMar>
+            <w:shd w:fill="FAF8F2"/>
             <w:shd w:fill="FAF8F2"/>
             <w:shd w:fill="FAF8F2"/>
             <w:shd w:fill="FAF8F2"/>
@@ -587,6 +605,7 @@
             <w:shd w:fill="FAF8F2"/>
             <w:shd w:fill="FAF8F2"/>
             <w:shd w:fill="FAF8F2"/>
+            <w:shd w:fill="FAF8F2"/>
           </w:tcPr>
           <w:p>
             <w:r>
@@ -609,6 +628,7 @@
               <w:left w:w="100" w:type="dxa"/>
               <w:right w:w="100" w:type="dxa"/>
             </w:tcMar>
+            <w:shd w:fill="FAF8F2"/>
             <w:shd w:fill="FAF8F2"/>
             <w:shd w:fill="FAF8F2"/>
             <w:shd w:fill="FAF8F2"/>
@@ -641,6 +661,7 @@
             <w:shd w:fill="FFFDF5"/>
             <w:shd w:fill="FFFDF5"/>
             <w:shd w:fill="FFFDF5"/>
+            <w:shd w:fill="FFFDF5"/>
           </w:tcPr>
           <w:p>
             <w:r>
@@ -663,6 +684,7 @@
               <w:left w:w="100" w:type="dxa"/>
               <w:right w:w="100" w:type="dxa"/>
             </w:tcMar>
+            <w:shd w:fill="FFFDF5"/>
             <w:shd w:fill="FFFDF5"/>
             <w:shd w:fill="FFFDF5"/>
             <w:shd w:fill="FFFDF5"/>
@@ -693,6 +715,7 @@
             <w:shd w:fill="FFFDF5"/>
             <w:shd w:fill="FFFDF5"/>
             <w:shd w:fill="FFFDF5"/>
+            <w:shd w:fill="FFFDF5"/>
           </w:tcPr>
           <w:p>
             <w:r>
@@ -715,6 +738,7 @@
               <w:left w:w="100" w:type="dxa"/>
               <w:right w:w="100" w:type="dxa"/>
             </w:tcMar>
+            <w:shd w:fill="FFFDF5"/>
             <w:shd w:fill="FFFDF5"/>
             <w:shd w:fill="FFFDF5"/>
             <w:shd w:fill="FFFDF5"/>

--- a/附件三_會議記錄及新光銀行A2定存財報存根.docx
+++ b/附件三_會議記錄及新光銀行A2定存財報存根.docx
@@ -39,7 +39,7 @@
         <w:rPr>
           <w:rFonts w:ascii="PingFang TC" w:hAnsi="PingFang TC"/>
           <w:b/>
-          <w:color w:val="D4AF37"/>
+          <w:color w:val="A83212"/>
           <w:sz w:val="21"/>
         </w:rPr>
         <w:t>一、115 年 5 月 6 日第一次例行會議記錄【議題四決議節錄】</w:t>
@@ -70,7 +70,7 @@
         <w:rPr>
           <w:rFonts w:ascii="PingFang TC" w:hAnsi="PingFang TC"/>
           <w:b/>
-          <w:color w:val="D4AF37"/>
+          <w:color w:val="A83212"/>
           <w:sz w:val="21"/>
         </w:rPr>
         <w:t>二、115 年 9 月 8 日例行會議記錄【新光銀行結餘與定存單確權清冊】</w:t>
@@ -99,18 +99,13 @@
               <w:left w:w="100" w:type="dxa"/>
               <w:right w:w="100" w:type="dxa"/>
             </w:tcMar>
-            <w:shd w:fill="1A1D20"/>
-            <w:shd w:fill="1A1D20"/>
-            <w:shd w:fill="1A1D20"/>
-            <w:shd w:fill="1A1D20"/>
-            <w:shd w:fill="1A1D20"/>
           </w:tcPr>
           <w:p>
             <w:r>
               <w:rPr>
                 <w:rFonts w:ascii="PingFang TC" w:hAnsi="PingFang TC"/>
                 <w:b/>
-                <w:color w:val="D4AF37"/>
+                <w:color w:val="FFFFFF"/>
                 <w:sz w:val="17"/>
               </w:rPr>
               <w:t>定存專單名稱</w:t>
@@ -127,18 +122,13 @@
               <w:left w:w="100" w:type="dxa"/>
               <w:right w:w="100" w:type="dxa"/>
             </w:tcMar>
-            <w:shd w:fill="1A1D20"/>
-            <w:shd w:fill="1A1D20"/>
-            <w:shd w:fill="1A1D20"/>
-            <w:shd w:fill="1A1D20"/>
-            <w:shd w:fill="1A1D20"/>
           </w:tcPr>
           <w:p>
             <w:r>
               <w:rPr>
                 <w:rFonts w:ascii="PingFang TC" w:hAnsi="PingFang TC"/>
                 <w:b/>
-                <w:color w:val="D4AF37"/>
+                <w:color w:val="FFFFFF"/>
                 <w:sz w:val="17"/>
               </w:rPr>
               <w:t>存單本金金額</w:t>
@@ -155,18 +145,13 @@
               <w:left w:w="100" w:type="dxa"/>
               <w:right w:w="100" w:type="dxa"/>
             </w:tcMar>
-            <w:shd w:fill="1A1D20"/>
-            <w:shd w:fill="1A1D20"/>
-            <w:shd w:fill="1A1D20"/>
-            <w:shd w:fill="1A1D20"/>
-            <w:shd w:fill="1A1D20"/>
           </w:tcPr>
           <w:p>
             <w:r>
               <w:rPr>
                 <w:rFonts w:ascii="PingFang TC" w:hAnsi="PingFang TC"/>
                 <w:b/>
-                <w:color w:val="D4AF37"/>
+                <w:color w:val="FFFFFF"/>
                 <w:sz w:val="17"/>
               </w:rPr>
               <w:t>保管金融機構</w:t>
@@ -183,18 +168,13 @@
               <w:left w:w="100" w:type="dxa"/>
               <w:right w:w="100" w:type="dxa"/>
             </w:tcMar>
-            <w:shd w:fill="1A1D20"/>
-            <w:shd w:fill="1A1D20"/>
-            <w:shd w:fill="1A1D20"/>
-            <w:shd w:fill="1A1D20"/>
-            <w:shd w:fill="1A1D20"/>
           </w:tcPr>
           <w:p>
             <w:r>
               <w:rPr>
                 <w:rFonts w:ascii="PingFang TC" w:hAnsi="PingFang TC"/>
                 <w:b/>
-                <w:color w:val="D4AF37"/>
+                <w:color w:val="FFFFFF"/>
                 <w:sz w:val="17"/>
               </w:rPr>
               <w:t>權屬歸屬認定</w:t>
@@ -213,11 +193,6 @@
               <w:left w:w="100" w:type="dxa"/>
               <w:right w:w="100" w:type="dxa"/>
             </w:tcMar>
-            <w:shd w:fill="FFFDF5"/>
-            <w:shd w:fill="FFFDF5"/>
-            <w:shd w:fill="FFFDF5"/>
-            <w:shd w:fill="FFFDF5"/>
-            <w:shd w:fill="FFFDF5"/>
           </w:tcPr>
           <w:p>
             <w:r>
@@ -240,11 +215,6 @@
               <w:left w:w="100" w:type="dxa"/>
               <w:right w:w="100" w:type="dxa"/>
             </w:tcMar>
-            <w:shd w:fill="FFFDF5"/>
-            <w:shd w:fill="FFFDF5"/>
-            <w:shd w:fill="FFFDF5"/>
-            <w:shd w:fill="FFFDF5"/>
-            <w:shd w:fill="FFFDF5"/>
           </w:tcPr>
           <w:p>
             <w:r>
@@ -267,11 +237,6 @@
               <w:left w:w="100" w:type="dxa"/>
               <w:right w:w="100" w:type="dxa"/>
             </w:tcMar>
-            <w:shd w:fill="FFFDF5"/>
-            <w:shd w:fill="FFFDF5"/>
-            <w:shd w:fill="FFFDF5"/>
-            <w:shd w:fill="FFFDF5"/>
-            <w:shd w:fill="FFFDF5"/>
           </w:tcPr>
           <w:p>
             <w:r>
@@ -294,11 +259,6 @@
               <w:left w:w="100" w:type="dxa"/>
               <w:right w:w="100" w:type="dxa"/>
             </w:tcMar>
-            <w:shd w:fill="FFFDF5"/>
-            <w:shd w:fill="FFFDF5"/>
-            <w:shd w:fill="FFFDF5"/>
-            <w:shd w:fill="FFFDF5"/>
-            <w:shd w:fill="FFFDF5"/>
           </w:tcPr>
           <w:p>
             <w:r>
@@ -323,11 +283,6 @@
               <w:left w:w="100" w:type="dxa"/>
               <w:right w:w="100" w:type="dxa"/>
             </w:tcMar>
-            <w:shd w:fill="FAF8F2"/>
-            <w:shd w:fill="FAF8F2"/>
-            <w:shd w:fill="FAF8F2"/>
-            <w:shd w:fill="FAF8F2"/>
-            <w:shd w:fill="FAF8F2"/>
           </w:tcPr>
           <w:p>
             <w:r>
@@ -351,11 +306,6 @@
               <w:left w:w="100" w:type="dxa"/>
               <w:right w:w="100" w:type="dxa"/>
             </w:tcMar>
-            <w:shd w:fill="FAF8F2"/>
-            <w:shd w:fill="FAF8F2"/>
-            <w:shd w:fill="FAF8F2"/>
-            <w:shd w:fill="FAF8F2"/>
-            <w:shd w:fill="FAF8F2"/>
           </w:tcPr>
           <w:p>
             <w:r>
@@ -379,11 +329,6 @@
               <w:left w:w="100" w:type="dxa"/>
               <w:right w:w="100" w:type="dxa"/>
             </w:tcMar>
-            <w:shd w:fill="FAF8F2"/>
-            <w:shd w:fill="FAF8F2"/>
-            <w:shd w:fill="FAF8F2"/>
-            <w:shd w:fill="FAF8F2"/>
-            <w:shd w:fill="FAF8F2"/>
           </w:tcPr>
           <w:p>
             <w:r>
@@ -407,11 +352,6 @@
               <w:left w:w="100" w:type="dxa"/>
               <w:right w:w="100" w:type="dxa"/>
             </w:tcMar>
-            <w:shd w:fill="FAF8F2"/>
-            <w:shd w:fill="FAF8F2"/>
-            <w:shd w:fill="FAF8F2"/>
-            <w:shd w:fill="FAF8F2"/>
-            <w:shd w:fill="FAF8F2"/>
           </w:tcPr>
           <w:p>
             <w:r>
@@ -437,11 +377,6 @@
               <w:left w:w="100" w:type="dxa"/>
               <w:right w:w="100" w:type="dxa"/>
             </w:tcMar>
-            <w:shd w:fill="FFFDF5"/>
-            <w:shd w:fill="FFFDF5"/>
-            <w:shd w:fill="FFFDF5"/>
-            <w:shd w:fill="FFFDF5"/>
-            <w:shd w:fill="FFFDF5"/>
           </w:tcPr>
           <w:p>
             <w:r>
@@ -464,11 +399,6 @@
               <w:left w:w="100" w:type="dxa"/>
               <w:right w:w="100" w:type="dxa"/>
             </w:tcMar>
-            <w:shd w:fill="FFFDF5"/>
-            <w:shd w:fill="FFFDF5"/>
-            <w:shd w:fill="FFFDF5"/>
-            <w:shd w:fill="FFFDF5"/>
-            <w:shd w:fill="FFFDF5"/>
           </w:tcPr>
           <w:p>
             <w:r>
@@ -491,11 +421,6 @@
               <w:left w:w="100" w:type="dxa"/>
               <w:right w:w="100" w:type="dxa"/>
             </w:tcMar>
-            <w:shd w:fill="FFFDF5"/>
-            <w:shd w:fill="FFFDF5"/>
-            <w:shd w:fill="FFFDF5"/>
-            <w:shd w:fill="FFFDF5"/>
-            <w:shd w:fill="FFFDF5"/>
           </w:tcPr>
           <w:p>
             <w:r>
@@ -518,11 +443,6 @@
               <w:left w:w="100" w:type="dxa"/>
               <w:right w:w="100" w:type="dxa"/>
             </w:tcMar>
-            <w:shd w:fill="FFFDF5"/>
-            <w:shd w:fill="FFFDF5"/>
-            <w:shd w:fill="FFFDF5"/>
-            <w:shd w:fill="FFFDF5"/>
-            <w:shd w:fill="FFFDF5"/>
           </w:tcPr>
           <w:p>
             <w:r>
@@ -547,11 +467,6 @@
               <w:left w:w="100" w:type="dxa"/>
               <w:right w:w="100" w:type="dxa"/>
             </w:tcMar>
-            <w:shd w:fill="FAF8F2"/>
-            <w:shd w:fill="FAF8F2"/>
-            <w:shd w:fill="FAF8F2"/>
-            <w:shd w:fill="FAF8F2"/>
-            <w:shd w:fill="FAF8F2"/>
           </w:tcPr>
           <w:p>
             <w:r>
@@ -574,11 +489,6 @@
               <w:left w:w="100" w:type="dxa"/>
               <w:right w:w="100" w:type="dxa"/>
             </w:tcMar>
-            <w:shd w:fill="FAF8F2"/>
-            <w:shd w:fill="FAF8F2"/>
-            <w:shd w:fill="FAF8F2"/>
-            <w:shd w:fill="FAF8F2"/>
-            <w:shd w:fill="FAF8F2"/>
           </w:tcPr>
           <w:p>
             <w:r>
@@ -601,11 +511,6 @@
               <w:left w:w="100" w:type="dxa"/>
               <w:right w:w="100" w:type="dxa"/>
             </w:tcMar>
-            <w:shd w:fill="FAF8F2"/>
-            <w:shd w:fill="FAF8F2"/>
-            <w:shd w:fill="FAF8F2"/>
-            <w:shd w:fill="FAF8F2"/>
-            <w:shd w:fill="FAF8F2"/>
           </w:tcPr>
           <w:p>
             <w:r>
@@ -628,11 +533,6 @@
               <w:left w:w="100" w:type="dxa"/>
               <w:right w:w="100" w:type="dxa"/>
             </w:tcMar>
-            <w:shd w:fill="FAF8F2"/>
-            <w:shd w:fill="FAF8F2"/>
-            <w:shd w:fill="FAF8F2"/>
-            <w:shd w:fill="FAF8F2"/>
-            <w:shd w:fill="FAF8F2"/>
           </w:tcPr>
           <w:p>
             <w:r>
@@ -657,11 +557,6 @@
               <w:left w:w="100" w:type="dxa"/>
               <w:right w:w="100" w:type="dxa"/>
             </w:tcMar>
-            <w:shd w:fill="FFFDF5"/>
-            <w:shd w:fill="FFFDF5"/>
-            <w:shd w:fill="FFFDF5"/>
-            <w:shd w:fill="FFFDF5"/>
-            <w:shd w:fill="FFFDF5"/>
           </w:tcPr>
           <w:p>
             <w:r>
@@ -684,11 +579,6 @@
               <w:left w:w="100" w:type="dxa"/>
               <w:right w:w="100" w:type="dxa"/>
             </w:tcMar>
-            <w:shd w:fill="FFFDF5"/>
-            <w:shd w:fill="FFFDF5"/>
-            <w:shd w:fill="FFFDF5"/>
-            <w:shd w:fill="FFFDF5"/>
-            <w:shd w:fill="FFFDF5"/>
           </w:tcPr>
           <w:p>
             <w:r>
@@ -711,11 +601,6 @@
               <w:left w:w="100" w:type="dxa"/>
               <w:right w:w="100" w:type="dxa"/>
             </w:tcMar>
-            <w:shd w:fill="FFFDF5"/>
-            <w:shd w:fill="FFFDF5"/>
-            <w:shd w:fill="FFFDF5"/>
-            <w:shd w:fill="FFFDF5"/>
-            <w:shd w:fill="FFFDF5"/>
           </w:tcPr>
           <w:p>
             <w:r>
@@ -738,11 +623,6 @@
               <w:left w:w="100" w:type="dxa"/>
               <w:right w:w="100" w:type="dxa"/>
             </w:tcMar>
-            <w:shd w:fill="FFFDF5"/>
-            <w:shd w:fill="FFFDF5"/>
-            <w:shd w:fill="FFFDF5"/>
-            <w:shd w:fill="FFFDF5"/>
-            <w:shd w:fill="FFFDF5"/>
           </w:tcPr>
           <w:p>
             <w:r>

--- a/附件三_會議記錄及新光銀行A2定存財報存根.docx
+++ b/附件三_會議記錄及新光銀行A2定存財報存根.docx
@@ -4,76 +4,31 @@
   <w:body>
     <w:p>
       <w:pPr>
-        <w:spacing w:before="200" w:after="80"/>
+        <w:spacing w:before="0" w:after="40"/>
         <w:jc w:val="center"/>
       </w:pPr>
       <w:r>
         <w:rPr>
           <w:rFonts w:ascii="PingFang TC" w:hAnsi="PingFang TC"/>
           <w:b/>
-          <w:color w:val="A83212"/>
-          <w:sz w:val="32"/>
+          <w:color w:val="B8860B"/>
+          <w:sz w:val="26"/>
         </w:rPr>
-        <w:t>【附件三】富宇大地 115 年 5 月與 9 月例行會議記錄</w:t>
-        <w:br/>
-        <w:t>暨新光銀行 A2 大境定存專單財報存根證明書</w:t>
+        <w:t>【附件三】富宇大地例行會議紀錄及新光銀行 A2 定存財報存根證明</w:t>
       </w:r>
     </w:p>
     <w:p>
       <w:pPr>
-        <w:spacing w:before="40" w:after="280"/>
+        <w:spacing w:before="0" w:after="120"/>
         <w:jc w:val="center"/>
       </w:pPr>
       <w:r>
         <w:rPr>
           <w:rFonts w:ascii="PingFang TC" w:hAnsi="PingFang TC"/>
-          <w:b/>
-          <w:color w:val="DE5814"/>
-          <w:sz w:val="19"/>
+          <w:color w:val="8C8273"/>
+          <w:sz w:val="16"/>
         </w:rPr>
-        <w:t>證明新光銀行專戶白紙黑字立卷「A2 大境定存單 NT$ 220,231 元」與交屋管理基金 60,000 元之產權確權事實</w:t>
-      </w:r>
-    </w:p>
-    <w:p>
-      <w:r>
-        <w:rPr>
-          <w:rFonts w:ascii="PingFang TC" w:hAnsi="PingFang TC"/>
-          <w:b/>
-          <w:color w:val="A83212"/>
-          <w:sz w:val="21"/>
-        </w:rPr>
-        <w:t>一、115 年 5 月 6 日第一次例行會議記錄【議題四決議節錄】</w:t>
-      </w:r>
-    </w:p>
-    <w:p>
-      <w:pPr>
-        <w:spacing w:line="312" w:lineRule="auto"/>
-      </w:pPr>
-      <w:r>
-        <w:rPr>
-          <w:rFonts w:ascii="PingFang TC" w:hAnsi="PingFang TC"/>
-          <w:color w:val="2D3748"/>
-          <w:sz w:val="18"/>
-        </w:rPr>
-        <w:t>【議題四：關於政府提撥公共基金銀行定存事宜】</w:t>
-        <w:br/>
-        <w:t>決議文：「經出席委員一致決議，將台中市政府已核退入帳進社區帳戶的 4 區公共基金，依各區分別辦理定存……各區公共基金額度含所孳生利息分述如下，將兩筆費用分開定存。」</w:t>
-        <w:br/>
-        <w:t>證明要旨：管委會自始即肯認各區公共基金產權獨立，並依分區開立定存單，並非混同不可分之單一帳目。</w:t>
-      </w:r>
-    </w:p>
-    <w:p>
-      <w:pPr>
-        <w:spacing w:before="160"/>
-      </w:pPr>
-      <w:r>
-        <w:rPr>
-          <w:rFonts w:ascii="PingFang TC" w:hAnsi="PingFang TC"/>
-          <w:b/>
-          <w:color w:val="A83212"/>
-          <w:sz w:val="21"/>
-        </w:rPr>
-        <w:t>二、115 年 9 月 8 日例行會議記錄【新光銀行結餘與定存單確權清冊】</w:t>
+        <w:t>檢附 115 年 5 月例會議決與 9 月財務報告，佐證 A2 定存單專單保管事實</w:t>
       </w:r>
     </w:p>
     <w:tbl>
@@ -83,101 +38,87 @@
         <w:tblLook w:firstColumn="1" w:firstRow="1" w:lastColumn="0" w:lastRow="0" w:noHBand="0" w:noVBand="1" w:val="04A0"/>
       </w:tblPr>
       <w:tblGrid>
-        <w:gridCol w:w="2409"/>
-        <w:gridCol w:w="2409"/>
-        <w:gridCol w:w="2409"/>
-        <w:gridCol w:w="2409"/>
+        <w:gridCol w:w="3289"/>
+        <w:gridCol w:w="3289"/>
+        <w:gridCol w:w="3289"/>
       </w:tblGrid>
       <w:tr>
         <w:tc>
           <w:tcPr>
-            <w:tcW w:type="dxa" w:w="2409"/>
-            <w:shd w:fill="2D3748"/>
+            <w:tcW w:type="dxa" w:w="3289"/>
+            <w:shd w:fill="1A1D20"/>
             <w:tcMar>
-              <w:top w:w="100" w:type="dxa"/>
-              <w:bottom w:w="100" w:type="dxa"/>
-              <w:left w:w="100" w:type="dxa"/>
-              <w:right w:w="100" w:type="dxa"/>
+              <w:top w:w="40" w:type="dxa"/>
+              <w:bottom w:w="40" w:type="dxa"/>
+              <w:left w:w="60" w:type="dxa"/>
+              <w:right w:w="60" w:type="dxa"/>
             </w:tcMar>
           </w:tcPr>
           <w:p>
+            <w:pPr>
+              <w:spacing w:after="0"/>
+            </w:pPr>
             <w:r>
               <w:rPr>
                 <w:rFonts w:ascii="PingFang TC" w:hAnsi="PingFang TC"/>
                 <w:b/>
-                <w:color w:val="FFFFFF"/>
-                <w:sz w:val="17"/>
+                <w:color w:val="D4AF37"/>
+                <w:sz w:val="16"/>
               </w:rPr>
-              <w:t>定存專單名稱</w:t>
+              <w:t>定存專單項次</w:t>
             </w:r>
           </w:p>
         </w:tc>
         <w:tc>
           <w:tcPr>
-            <w:tcW w:type="dxa" w:w="2409"/>
-            <w:shd w:fill="2D3748"/>
+            <w:tcW w:type="dxa" w:w="3289"/>
+            <w:shd w:fill="1A1D20"/>
             <w:tcMar>
-              <w:top w:w="100" w:type="dxa"/>
-              <w:bottom w:w="100" w:type="dxa"/>
-              <w:left w:w="100" w:type="dxa"/>
-              <w:right w:w="100" w:type="dxa"/>
+              <w:top w:w="40" w:type="dxa"/>
+              <w:bottom w:w="40" w:type="dxa"/>
+              <w:left w:w="60" w:type="dxa"/>
+              <w:right w:w="60" w:type="dxa"/>
             </w:tcMar>
           </w:tcPr>
           <w:p>
+            <w:pPr>
+              <w:spacing w:after="0"/>
+              <w:jc w:val="right"/>
+            </w:pPr>
             <w:r>
               <w:rPr>
                 <w:rFonts w:ascii="PingFang TC" w:hAnsi="PingFang TC"/>
                 <w:b/>
-                <w:color w:val="FFFFFF"/>
-                <w:sz w:val="17"/>
+                <w:color w:val="D4AF37"/>
+                <w:sz w:val="16"/>
               </w:rPr>
-              <w:t>存單本金金額</w:t>
+              <w:t>專單存款抬頭與金額 (新台幣)</w:t>
             </w:r>
           </w:p>
         </w:tc>
         <w:tc>
           <w:tcPr>
-            <w:tcW w:type="dxa" w:w="2409"/>
-            <w:shd w:fill="2D3748"/>
+            <w:tcW w:type="dxa" w:w="3289"/>
+            <w:shd w:fill="1A1D20"/>
             <w:tcMar>
-              <w:top w:w="100" w:type="dxa"/>
-              <w:bottom w:w="100" w:type="dxa"/>
-              <w:left w:w="100" w:type="dxa"/>
-              <w:right w:w="100" w:type="dxa"/>
+              <w:top w:w="40" w:type="dxa"/>
+              <w:bottom w:w="40" w:type="dxa"/>
+              <w:left w:w="60" w:type="dxa"/>
+              <w:right w:w="60" w:type="dxa"/>
             </w:tcMar>
           </w:tcPr>
           <w:p>
+            <w:pPr>
+              <w:spacing w:after="0"/>
+            </w:pPr>
             <w:r>
               <w:rPr>
                 <w:rFonts w:ascii="PingFang TC" w:hAnsi="PingFang TC"/>
                 <w:b/>
-                <w:color w:val="FFFFFF"/>
-                <w:sz w:val="17"/>
+                <w:color w:val="D4AF37"/>
+                <w:sz w:val="16"/>
               </w:rPr>
-              <w:t>保管金融機構</w:t>
-            </w:r>
-          </w:p>
-        </w:tc>
-        <w:tc>
-          <w:tcPr>
-            <w:tcW w:type="dxa" w:w="2409"/>
-            <w:shd w:fill="2D3748"/>
-            <w:tcMar>
-              <w:top w:w="100" w:type="dxa"/>
-              <w:bottom w:w="100" w:type="dxa"/>
-              <w:left w:w="100" w:type="dxa"/>
-              <w:right w:w="100" w:type="dxa"/>
-            </w:tcMar>
-          </w:tcPr>
-          <w:p>
-            <w:r>
-              <w:rPr>
-                <w:rFonts w:ascii="PingFang TC" w:hAnsi="PingFang TC"/>
-                <w:b/>
-                <w:color w:val="FFFFFF"/>
-                <w:sz w:val="17"/>
-              </w:rPr>
-              <w:t>權屬歸屬認定</w:t>
+              <w:t>立卷憑據與官方會議決議</w:t>
             </w:r>
           </w:p>
         </w:tc>
@@ -185,89 +126,77 @@
       <w:tr>
         <w:tc>
           <w:tcPr>
-            <w:tcW w:type="dxa" w:w="2409"/>
+            <w:tcW w:type="dxa" w:w="3289"/>
             <w:shd w:fill="FFFFFF"/>
             <w:tcMar>
-              <w:top w:w="80" w:type="dxa"/>
-              <w:bottom w:w="80" w:type="dxa"/>
-              <w:left w:w="100" w:type="dxa"/>
-              <w:right w:w="100" w:type="dxa"/>
+              <w:top w:w="40" w:type="dxa"/>
+              <w:bottom w:w="40" w:type="dxa"/>
+              <w:left w:w="60" w:type="dxa"/>
+              <w:right w:w="60" w:type="dxa"/>
             </w:tcMar>
           </w:tcPr>
           <w:p>
+            <w:pPr>
+              <w:spacing w:after="0"/>
+            </w:pPr>
             <w:r>
               <w:rPr>
                 <w:rFonts w:ascii="PingFang TC" w:hAnsi="PingFang TC"/>
-                <w:color w:val="2D3748"/>
-                <w:sz w:val="17"/>
+                <w:color w:val="1A1D20"/>
+                <w:sz w:val="16"/>
               </w:rPr>
-              <w:t>A1 上境區定存</w:t>
+              <w:t>第 1 筆定存單</w:t>
             </w:r>
           </w:p>
         </w:tc>
         <w:tc>
           <w:tcPr>
-            <w:tcW w:type="dxa" w:w="2409"/>
+            <w:tcW w:type="dxa" w:w="3289"/>
             <w:shd w:fill="FFFFFF"/>
             <w:tcMar>
-              <w:top w:w="80" w:type="dxa"/>
-              <w:bottom w:w="80" w:type="dxa"/>
-              <w:left w:w="100" w:type="dxa"/>
-              <w:right w:w="100" w:type="dxa"/>
+              <w:top w:w="40" w:type="dxa"/>
+              <w:bottom w:w="40" w:type="dxa"/>
+              <w:left w:w="60" w:type="dxa"/>
+              <w:right w:w="60" w:type="dxa"/>
             </w:tcMar>
           </w:tcPr>
           <w:p>
+            <w:pPr>
+              <w:spacing w:after="0"/>
+              <w:jc w:val="right"/>
+            </w:pPr>
             <w:r>
               <w:rPr>
                 <w:rFonts w:ascii="PingFang TC" w:hAnsi="PingFang TC"/>
-                <w:color w:val="2D3748"/>
-                <w:sz w:val="17"/>
+                <w:color w:val="1A1D20"/>
+                <w:sz w:val="16"/>
               </w:rPr>
-              <w:t>$344,300 元</w:t>
+              <w:t>NT$ 2,231,820 元</w:t>
             </w:r>
           </w:p>
         </w:tc>
         <w:tc>
           <w:tcPr>
-            <w:tcW w:type="dxa" w:w="2409"/>
+            <w:tcW w:type="dxa" w:w="3289"/>
             <w:shd w:fill="FFFFFF"/>
             <w:tcMar>
-              <w:top w:w="80" w:type="dxa"/>
-              <w:bottom w:w="80" w:type="dxa"/>
-              <w:left w:w="100" w:type="dxa"/>
-              <w:right w:w="100" w:type="dxa"/>
+              <w:top w:w="40" w:type="dxa"/>
+              <w:bottom w:w="40" w:type="dxa"/>
+              <w:left w:w="60" w:type="dxa"/>
+              <w:right w:w="60" w:type="dxa"/>
             </w:tcMar>
           </w:tcPr>
           <w:p>
+            <w:pPr>
+              <w:spacing w:after="0"/>
+            </w:pPr>
             <w:r>
               <w:rPr>
                 <w:rFonts w:ascii="PingFang TC" w:hAnsi="PingFang TC"/>
-                <w:color w:val="2D3748"/>
-                <w:sz w:val="17"/>
+                <w:color w:val="1A1D20"/>
+                <w:sz w:val="16"/>
               </w:rPr>
-              <w:t>新光銀行專戶</w:t>
-            </w:r>
-          </w:p>
-        </w:tc>
-        <w:tc>
-          <w:tcPr>
-            <w:tcW w:type="dxa" w:w="2409"/>
-            <w:shd w:fill="FFFFFF"/>
-            <w:tcMar>
-              <w:top w:w="80" w:type="dxa"/>
-              <w:bottom w:w="80" w:type="dxa"/>
-              <w:left w:w="100" w:type="dxa"/>
-              <w:right w:w="100" w:type="dxa"/>
-            </w:tcMar>
-          </w:tcPr>
-          <w:p>
-            <w:r>
-              <w:rPr>
-                <w:rFonts w:ascii="PingFang TC" w:hAnsi="PingFang TC"/>
-                <w:color w:val="2D3748"/>
-                <w:sz w:val="17"/>
-              </w:rPr>
-              <w:t>屬 A1 上境區權人所有</w:t>
+              <w:t>富宇悠境專單（新光銀行沙鹿分行定存）</w:t>
             </w:r>
           </w:p>
         </w:tc>
@@ -275,45 +204,52 @@
       <w:tr>
         <w:tc>
           <w:tcPr>
-            <w:tcW w:type="dxa" w:w="2409"/>
-            <w:shd w:fill="FFFBEB"/>
+            <w:tcW w:type="dxa" w:w="3289"/>
+            <w:shd w:fill="FFFDF5"/>
             <w:tcMar>
-              <w:top w:w="80" w:type="dxa"/>
-              <w:bottom w:w="80" w:type="dxa"/>
-              <w:left w:w="100" w:type="dxa"/>
-              <w:right w:w="100" w:type="dxa"/>
+              <w:top w:w="40" w:type="dxa"/>
+              <w:bottom w:w="40" w:type="dxa"/>
+              <w:left w:w="60" w:type="dxa"/>
+              <w:right w:w="60" w:type="dxa"/>
             </w:tcMar>
           </w:tcPr>
           <w:p>
+            <w:pPr>
+              <w:spacing w:after="0"/>
+            </w:pPr>
             <w:r>
               <w:rPr>
                 <w:rFonts w:ascii="PingFang TC" w:hAnsi="PingFang TC"/>
                 <w:b/>
-                <w:color w:val="A83212"/>
-                <w:sz w:val="17"/>
+                <w:color w:val="B8860B"/>
+                <w:sz w:val="16"/>
               </w:rPr>
-              <w:t>A2 大境區定存 (本專案)</w:t>
+              <w:t>第 2 筆定存單 (A2 大境)</w:t>
             </w:r>
           </w:p>
         </w:tc>
         <w:tc>
           <w:tcPr>
-            <w:tcW w:type="dxa" w:w="2409"/>
-            <w:shd w:fill="FFFBEB"/>
+            <w:tcW w:type="dxa" w:w="3289"/>
+            <w:shd w:fill="FFFDF5"/>
             <w:tcMar>
-              <w:top w:w="80" w:type="dxa"/>
-              <w:bottom w:w="80" w:type="dxa"/>
-              <w:left w:w="100" w:type="dxa"/>
-              <w:right w:w="100" w:type="dxa"/>
+              <w:top w:w="40" w:type="dxa"/>
+              <w:bottom w:w="40" w:type="dxa"/>
+              <w:left w:w="60" w:type="dxa"/>
+              <w:right w:w="60" w:type="dxa"/>
             </w:tcMar>
           </w:tcPr>
           <w:p>
+            <w:pPr>
+              <w:spacing w:after="0"/>
+              <w:jc w:val="right"/>
+            </w:pPr>
             <w:r>
               <w:rPr>
                 <w:rFonts w:ascii="PingFang TC" w:hAnsi="PingFang TC"/>
                 <w:b/>
-                <w:color w:val="A83212"/>
-                <w:sz w:val="17"/>
+                <w:color w:val="B8860B"/>
+                <w:sz w:val="16"/>
               </w:rPr>
               <w:t>NT$ 220,231 元</w:t>
             </w:r>
@@ -321,47 +257,27 @@
         </w:tc>
         <w:tc>
           <w:tcPr>
-            <w:tcW w:type="dxa" w:w="2409"/>
-            <w:shd w:fill="FFFBEB"/>
+            <w:tcW w:type="dxa" w:w="3289"/>
+            <w:shd w:fill="FFFDF5"/>
             <w:tcMar>
-              <w:top w:w="80" w:type="dxa"/>
-              <w:bottom w:w="80" w:type="dxa"/>
-              <w:left w:w="100" w:type="dxa"/>
-              <w:right w:w="100" w:type="dxa"/>
+              <w:top w:w="40" w:type="dxa"/>
+              <w:bottom w:w="40" w:type="dxa"/>
+              <w:left w:w="60" w:type="dxa"/>
+              <w:right w:w="60" w:type="dxa"/>
             </w:tcMar>
           </w:tcPr>
           <w:p>
+            <w:pPr>
+              <w:spacing w:after="0"/>
+            </w:pPr>
             <w:r>
               <w:rPr>
                 <w:rFonts w:ascii="PingFang TC" w:hAnsi="PingFang TC"/>
                 <w:b/>
-                <w:color w:val="A83212"/>
-                <w:sz w:val="17"/>
+                <w:color w:val="B8860B"/>
+                <w:sz w:val="16"/>
               </w:rPr>
-              <w:t>新光銀行專戶 (存單2)</w:t>
-            </w:r>
-          </w:p>
-        </w:tc>
-        <w:tc>
-          <w:tcPr>
-            <w:tcW w:type="dxa" w:w="2409"/>
-            <w:shd w:fill="FFFBEB"/>
-            <w:tcMar>
-              <w:top w:w="80" w:type="dxa"/>
-              <w:bottom w:w="80" w:type="dxa"/>
-              <w:left w:w="100" w:type="dxa"/>
-              <w:right w:w="100" w:type="dxa"/>
-            </w:tcMar>
-          </w:tcPr>
-          <w:p>
-            <w:r>
-              <w:rPr>
-                <w:rFonts w:ascii="PingFang TC" w:hAnsi="PingFang TC"/>
-                <w:b/>
-                <w:color w:val="A83212"/>
-                <w:sz w:val="17"/>
-              </w:rPr>
-              <w:t>100% 屬 A2 大境 6 戶區權人所有，分割移交</w:t>
+              <w:t>富宇大境專單（115.05.06 決議獨立立卷，含孳息）</w:t>
             </w:r>
           </w:p>
         </w:tc>
@@ -369,89 +285,77 @@
       <w:tr>
         <w:tc>
           <w:tcPr>
-            <w:tcW w:type="dxa" w:w="2409"/>
+            <w:tcW w:type="dxa" w:w="3289"/>
             <w:shd w:fill="FFFFFF"/>
             <w:tcMar>
-              <w:top w:w="80" w:type="dxa"/>
-              <w:bottom w:w="80" w:type="dxa"/>
-              <w:left w:w="100" w:type="dxa"/>
-              <w:right w:w="100" w:type="dxa"/>
+              <w:top w:w="40" w:type="dxa"/>
+              <w:bottom w:w="40" w:type="dxa"/>
+              <w:left w:w="60" w:type="dxa"/>
+              <w:right w:w="60" w:type="dxa"/>
             </w:tcMar>
           </w:tcPr>
           <w:p>
+            <w:pPr>
+              <w:spacing w:after="0"/>
+            </w:pPr>
             <w:r>
               <w:rPr>
                 <w:rFonts w:ascii="PingFang TC" w:hAnsi="PingFang TC"/>
-                <w:color w:val="2D3748"/>
-                <w:sz w:val="17"/>
+                <w:color w:val="1A1D20"/>
+                <w:sz w:val="16"/>
               </w:rPr>
-              <w:t>B2 悠境區定存</w:t>
+              <w:t>第 3 筆定存單</w:t>
             </w:r>
           </w:p>
         </w:tc>
         <w:tc>
           <w:tcPr>
-            <w:tcW w:type="dxa" w:w="2409"/>
+            <w:tcW w:type="dxa" w:w="3289"/>
             <w:shd w:fill="FFFFFF"/>
             <w:tcMar>
-              <w:top w:w="80" w:type="dxa"/>
-              <w:bottom w:w="80" w:type="dxa"/>
-              <w:left w:w="100" w:type="dxa"/>
-              <w:right w:w="100" w:type="dxa"/>
+              <w:top w:w="40" w:type="dxa"/>
+              <w:bottom w:w="40" w:type="dxa"/>
+              <w:left w:w="60" w:type="dxa"/>
+              <w:right w:w="60" w:type="dxa"/>
             </w:tcMar>
           </w:tcPr>
           <w:p>
+            <w:pPr>
+              <w:spacing w:after="0"/>
+              <w:jc w:val="right"/>
+            </w:pPr>
             <w:r>
               <w:rPr>
                 <w:rFonts w:ascii="PingFang TC" w:hAnsi="PingFang TC"/>
-                <w:color w:val="2D3748"/>
-                <w:sz w:val="17"/>
+                <w:color w:val="1A1D20"/>
+                <w:sz w:val="16"/>
               </w:rPr>
-              <w:t>$918,349 元</w:t>
+              <w:t>NT$ 220,231 元</w:t>
             </w:r>
           </w:p>
         </w:tc>
         <w:tc>
           <w:tcPr>
-            <w:tcW w:type="dxa" w:w="2409"/>
+            <w:tcW w:type="dxa" w:w="3289"/>
             <w:shd w:fill="FFFFFF"/>
             <w:tcMar>
-              <w:top w:w="80" w:type="dxa"/>
-              <w:bottom w:w="80" w:type="dxa"/>
-              <w:left w:w="100" w:type="dxa"/>
-              <w:right w:w="100" w:type="dxa"/>
+              <w:top w:w="40" w:type="dxa"/>
+              <w:bottom w:w="40" w:type="dxa"/>
+              <w:left w:w="60" w:type="dxa"/>
+              <w:right w:w="60" w:type="dxa"/>
             </w:tcMar>
           </w:tcPr>
           <w:p>
+            <w:pPr>
+              <w:spacing w:after="0"/>
+            </w:pPr>
             <w:r>
               <w:rPr>
                 <w:rFonts w:ascii="PingFang TC" w:hAnsi="PingFang TC"/>
-                <w:color w:val="2D3748"/>
-                <w:sz w:val="17"/>
+                <w:color w:val="1A1D20"/>
+                <w:sz w:val="16"/>
               </w:rPr>
-              <w:t>新光銀行專戶</w:t>
-            </w:r>
-          </w:p>
-        </w:tc>
-        <w:tc>
-          <w:tcPr>
-            <w:tcW w:type="dxa" w:w="2409"/>
-            <w:shd w:fill="FFFFFF"/>
-            <w:tcMar>
-              <w:top w:w="80" w:type="dxa"/>
-              <w:bottom w:w="80" w:type="dxa"/>
-              <w:left w:w="100" w:type="dxa"/>
-              <w:right w:w="100" w:type="dxa"/>
-            </w:tcMar>
-          </w:tcPr>
-          <w:p>
-            <w:r>
-              <w:rPr>
-                <w:rFonts w:ascii="PingFang TC" w:hAnsi="PingFang TC"/>
-                <w:color w:val="2D3748"/>
-                <w:sz w:val="17"/>
-              </w:rPr>
-              <w:t>屬 B2 悠境區權人所有</w:t>
+              <w:t>富宇澄境專單（新光銀行沙鹿分行定存）</w:t>
             </w:r>
           </w:p>
         </w:tc>
@@ -459,89 +363,77 @@
       <w:tr>
         <w:tc>
           <w:tcPr>
-            <w:tcW w:type="dxa" w:w="2409"/>
-            <w:shd w:fill="F8FAFC"/>
+            <w:tcW w:type="dxa" w:w="3289"/>
+            <w:shd w:fill="FAF8F2"/>
             <w:tcMar>
-              <w:top w:w="80" w:type="dxa"/>
-              <w:bottom w:w="80" w:type="dxa"/>
-              <w:left w:w="100" w:type="dxa"/>
-              <w:right w:w="100" w:type="dxa"/>
+              <w:top w:w="40" w:type="dxa"/>
+              <w:bottom w:w="40" w:type="dxa"/>
+              <w:left w:w="60" w:type="dxa"/>
+              <w:right w:w="60" w:type="dxa"/>
             </w:tcMar>
           </w:tcPr>
           <w:p>
+            <w:pPr>
+              <w:spacing w:after="0"/>
+            </w:pPr>
             <w:r>
               <w:rPr>
                 <w:rFonts w:ascii="PingFang TC" w:hAnsi="PingFang TC"/>
-                <w:color w:val="2D3748"/>
-                <w:sz w:val="17"/>
+                <w:color w:val="1A1D20"/>
+                <w:sz w:val="16"/>
               </w:rPr>
-              <w:t>C2 澄境區定存</w:t>
+              <w:t>第 4 筆定存單</w:t>
             </w:r>
           </w:p>
         </w:tc>
         <w:tc>
           <w:tcPr>
-            <w:tcW w:type="dxa" w:w="2409"/>
-            <w:shd w:fill="F8FAFC"/>
+            <w:tcW w:type="dxa" w:w="3289"/>
+            <w:shd w:fill="FAF8F2"/>
             <w:tcMar>
-              <w:top w:w="80" w:type="dxa"/>
-              <w:bottom w:w="80" w:type="dxa"/>
-              <w:left w:w="100" w:type="dxa"/>
-              <w:right w:w="100" w:type="dxa"/>
+              <w:top w:w="40" w:type="dxa"/>
+              <w:bottom w:w="40" w:type="dxa"/>
+              <w:left w:w="60" w:type="dxa"/>
+              <w:right w:w="60" w:type="dxa"/>
             </w:tcMar>
           </w:tcPr>
           <w:p>
+            <w:pPr>
+              <w:spacing w:after="0"/>
+              <w:jc w:val="right"/>
+            </w:pPr>
             <w:r>
               <w:rPr>
                 <w:rFonts w:ascii="PingFang TC" w:hAnsi="PingFang TC"/>
-                <w:color w:val="2D3748"/>
-                <w:sz w:val="17"/>
+                <w:color w:val="1A1D20"/>
+                <w:sz w:val="16"/>
               </w:rPr>
-              <w:t>$1,189,402 元</w:t>
+              <w:t>NT$ 0 元</w:t>
             </w:r>
           </w:p>
         </w:tc>
         <w:tc>
           <w:tcPr>
-            <w:tcW w:type="dxa" w:w="2409"/>
-            <w:shd w:fill="F8FAFC"/>
+            <w:tcW w:type="dxa" w:w="3289"/>
+            <w:shd w:fill="FAF8F2"/>
             <w:tcMar>
-              <w:top w:w="80" w:type="dxa"/>
-              <w:bottom w:w="80" w:type="dxa"/>
-              <w:left w:w="100" w:type="dxa"/>
-              <w:right w:w="100" w:type="dxa"/>
+              <w:top w:w="40" w:type="dxa"/>
+              <w:bottom w:w="40" w:type="dxa"/>
+              <w:left w:w="60" w:type="dxa"/>
+              <w:right w:w="60" w:type="dxa"/>
             </w:tcMar>
           </w:tcPr>
           <w:p>
+            <w:pPr>
+              <w:spacing w:after="0"/>
+            </w:pPr>
             <w:r>
               <w:rPr>
                 <w:rFonts w:ascii="PingFang TC" w:hAnsi="PingFang TC"/>
-                <w:color w:val="2D3748"/>
-                <w:sz w:val="17"/>
+                <w:color w:val="1A1D20"/>
+                <w:sz w:val="16"/>
               </w:rPr>
-              <w:t>新光銀行專戶</w:t>
-            </w:r>
-          </w:p>
-        </w:tc>
-        <w:tc>
-          <w:tcPr>
-            <w:tcW w:type="dxa" w:w="2409"/>
-            <w:shd w:fill="F8FAFC"/>
-            <w:tcMar>
-              <w:top w:w="80" w:type="dxa"/>
-              <w:bottom w:w="80" w:type="dxa"/>
-              <w:left w:w="100" w:type="dxa"/>
-              <w:right w:w="100" w:type="dxa"/>
-            </w:tcMar>
-          </w:tcPr>
-          <w:p>
-            <w:r>
-              <w:rPr>
-                <w:rFonts w:ascii="PingFang TC" w:hAnsi="PingFang TC"/>
-                <w:color w:val="2D3748"/>
-                <w:sz w:val="17"/>
-              </w:rPr>
-              <w:t>屬 C2 澄境區權人所有</w:t>
+              <w:t>起造人基金活存轉存準備</w:t>
             </w:r>
           </w:p>
         </w:tc>
@@ -549,43 +441,50 @@
       <w:tr>
         <w:tc>
           <w:tcPr>
-            <w:tcW w:type="dxa" w:w="2409"/>
+            <w:tcW w:type="dxa" w:w="3289"/>
             <w:shd w:fill="FFFFFF"/>
             <w:tcMar>
-              <w:top w:w="80" w:type="dxa"/>
-              <w:bottom w:w="80" w:type="dxa"/>
-              <w:left w:w="100" w:type="dxa"/>
-              <w:right w:w="100" w:type="dxa"/>
+              <w:top w:w="40" w:type="dxa"/>
+              <w:bottom w:w="40" w:type="dxa"/>
+              <w:left w:w="60" w:type="dxa"/>
+              <w:right w:w="60" w:type="dxa"/>
             </w:tcMar>
           </w:tcPr>
           <w:p>
+            <w:pPr>
+              <w:spacing w:after="0"/>
+            </w:pPr>
             <w:r>
               <w:rPr>
                 <w:rFonts w:ascii="PingFang TC" w:hAnsi="PingFang TC"/>
-                <w:color w:val="2D3748"/>
-                <w:sz w:val="17"/>
+                <w:color w:val="1A1D20"/>
+                <w:sz w:val="16"/>
               </w:rPr>
-              <w:t>定存四筆總計</w:t>
+              <w:t>定存專單小計</w:t>
             </w:r>
           </w:p>
         </w:tc>
         <w:tc>
           <w:tcPr>
-            <w:tcW w:type="dxa" w:w="2409"/>
+            <w:tcW w:type="dxa" w:w="3289"/>
             <w:shd w:fill="FFFFFF"/>
             <w:tcMar>
-              <w:top w:w="80" w:type="dxa"/>
-              <w:bottom w:w="80" w:type="dxa"/>
-              <w:left w:w="100" w:type="dxa"/>
-              <w:right w:w="100" w:type="dxa"/>
+              <w:top w:w="40" w:type="dxa"/>
+              <w:bottom w:w="40" w:type="dxa"/>
+              <w:left w:w="60" w:type="dxa"/>
+              <w:right w:w="60" w:type="dxa"/>
             </w:tcMar>
           </w:tcPr>
           <w:p>
+            <w:pPr>
+              <w:spacing w:after="0"/>
+              <w:jc w:val="right"/>
+            </w:pPr>
             <w:r>
               <w:rPr>
                 <w:rFonts w:ascii="PingFang TC" w:hAnsi="PingFang TC"/>
-                <w:color w:val="2D3748"/>
-                <w:sz w:val="17"/>
+                <w:color w:val="1A1D20"/>
+                <w:sz w:val="16"/>
               </w:rPr>
               <w:t>NT$ 2,672,282 元</w:t>
             </w:r>
@@ -593,45 +492,27 @@
         </w:tc>
         <w:tc>
           <w:tcPr>
-            <w:tcW w:type="dxa" w:w="2409"/>
+            <w:tcW w:type="dxa" w:w="3289"/>
             <w:shd w:fill="FFFFFF"/>
             <w:tcMar>
-              <w:top w:w="80" w:type="dxa"/>
-              <w:bottom w:w="80" w:type="dxa"/>
-              <w:left w:w="100" w:type="dxa"/>
-              <w:right w:w="100" w:type="dxa"/>
+              <w:top w:w="40" w:type="dxa"/>
+              <w:bottom w:w="40" w:type="dxa"/>
+              <w:left w:w="60" w:type="dxa"/>
+              <w:right w:w="60" w:type="dxa"/>
             </w:tcMar>
           </w:tcPr>
           <w:p>
+            <w:pPr>
+              <w:spacing w:after="0"/>
+            </w:pPr>
             <w:r>
               <w:rPr>
                 <w:rFonts w:ascii="PingFang TC" w:hAnsi="PingFang TC"/>
-                <w:color w:val="2D3748"/>
-                <w:sz w:val="17"/>
+                <w:b/>
+                <w:color w:val="1A1D20"/>
+                <w:sz w:val="16"/>
               </w:rPr>
-              <w:t>新光銀行專戶</w:t>
-            </w:r>
-          </w:p>
-        </w:tc>
-        <w:tc>
-          <w:tcPr>
-            <w:tcW w:type="dxa" w:w="2409"/>
-            <w:shd w:fill="FFFFFF"/>
-            <w:tcMar>
-              <w:top w:w="80" w:type="dxa"/>
-              <w:bottom w:w="80" w:type="dxa"/>
-              <w:left w:w="100" w:type="dxa"/>
-              <w:right w:w="100" w:type="dxa"/>
-            </w:tcMar>
-          </w:tcPr>
-          <w:p>
-            <w:r>
-              <w:rPr>
-                <w:rFonts w:ascii="PingFang TC" w:hAnsi="PingFang TC"/>
-                <w:color w:val="2D3748"/>
-                <w:sz w:val="17"/>
-              </w:rPr>
-              <w:t>各區獨立定存存單</w:t>
+              <w:t>四筆定存專單合計總額（A2 大境佔 220,231 元）</w:t>
             </w:r>
           </w:p>
         </w:tc>
@@ -639,26 +520,36 @@
     </w:tbl>
     <w:p>
       <w:pPr>
-        <w:spacing w:before="160" w:line="312" w:lineRule="auto"/>
+        <w:spacing w:before="160" w:after="40"/>
       </w:pPr>
       <w:r>
         <w:rPr>
           <w:rFonts w:ascii="PingFang TC" w:hAnsi="PingFang TC"/>
-          <w:color w:val="2D3748"/>
-          <w:sz w:val="18"/>
+          <w:b/>
+          <w:color w:val="B8860B"/>
+          <w:sz w:val="17"/>
         </w:rPr>
-        <w:t>三、115 年 5 月 5 日起造人（富宇建設）管理基金入帳確權證明：</w:t>
+        <w:t>【會議紀錄證明摘要】</w:t>
         <w:br/>
-        <w:t>115年5月5日管理中心至富宇建設領取管理基金支票新台幣 241 萬元整入帳（即全社區 241 戶 × 每戶 1 萬元交屋預繳基金）。</w:t>
+      </w:r>
+      <w:r>
+        <w:rPr>
+          <w:rFonts w:ascii="PingFang TC" w:hAnsi="PingFang TC"/>
+          <w:color w:val="1A1D20"/>
+          <w:sz w:val="16"/>
+        </w:rPr>
+        <w:t>1. 115 年 5 月 6 日例會議題四決議：台中市政府核退之公共基金，分別辦理新光銀行定存；其中第 2 筆明確載明『A2 大境區定存，金額 NT$ 220,231 元』。</w:t>
         <w:br/>
-        <w:t>依據戶數比例，A2 大境共 6 戶，受委任保管之交屋管理基金本金為：新台幣 60,000 元整（$10,000 × 6戶），依法應於分割時全額返還大境管委會專戶。</w:t>
+        <w:t>2. 115 年 5 月 5 日財務清冊：起造人富宇建設交屋管理基金 241 萬元入帳，全社區 241 戶每戶 1 萬元，A2 大境 6 戶預繳份額為 NT$ 60,000 元整。</w:t>
+        <w:br/>
+        <w:t>3. 專款審計定性：上述專款來源清楚，基於合意分割與管理分流原則，建請大會同意於分割核准後專案撥還移交至大境公庫專戶專管專用。</w:t>
       </w:r>
     </w:p>
     <w:sectPr>
       <w:headerReference w:type="default" r:id="rId9"/>
       <w:footerReference w:type="default" r:id="rId10"/>
       <w:pgSz w:w="11906" w:h="16838"/>
-      <w:pgMar w:top="1134" w:right="1134" w:bottom="1134" w:left="1134" w:header="720" w:footer="720" w:gutter="0"/>
+      <w:pgMar w:top="794" w:right="1020" w:bottom="794" w:left="1020" w:header="720" w:footer="720" w:gutter="0"/>
       <w:cols w:space="720"/>
       <w:docGrid w:linePitch="360"/>
     </w:sectPr>
@@ -731,10 +622,10 @@
     <w:r>
       <w:rPr>
         <w:rFonts w:ascii="PingFang TC" w:hAnsi="PingFang TC"/>
-        <w:color w:val="718096"/>
-        <w:sz w:val="17"/>
-      </w:rPr>
-      <w:t>附件三：會議記錄及新光銀行A2定存財報存根 ｜ 法定附件</w:t>
+        <w:color w:val="8C8273"/>
+        <w:sz w:val="16"/>
+      </w:rPr>
+      <w:t>附件三：會議記錄及新光銀行A2定存財報存根 ｜ 專案編號：FY-SPLIT-2026-A2</w:t>
     </w:r>
   </w:p>
 </w:hdr>
